--- a/TrimedCast_Lean_Implementation_Roadmap_TechnicalDoc_2026-09-11.docx
+++ b/TrimedCast_Lean_Implementation_Roadmap_TechnicalDoc_2026-09-11.docx
@@ -15212,6 +15212,686 @@
         <w:t>https://research.facebook.com/blog/2018/3/forecasting-at-scale/</w:t>
       </w:r>
     </w:p>
+    <w:p>
+      <w:r>
+        <w:br w:type="page"/>
+      </w:r>
+    </w:p>
+    <w:p>
+      <w:pPr>
+        <w:pStyle w:val="Heading1"/>
+      </w:pPr>
+      <w:r>
+        <w:t>Appendix A — Phase Progress Tracker</w:t>
+      </w:r>
+    </w:p>
+    <w:p>
+      <w:r>
+        <w:rPr>
+          <w:i/>
+        </w:rPr>
+        <w:t xml:space="preserve">Live status of the lean implementation as of the last commit. </w:t>
+      </w:r>
+      <w:r>
+        <w:rPr>
+          <w:i/>
+        </w:rPr>
+        <w:t>This appendix is updated after each phase is completed and pushed.</w:t>
+      </w:r>
+    </w:p>
+    <w:p>
+      <w:pPr>
+        <w:pStyle w:val="Heading2"/>
+      </w:pPr>
+      <w:r>
+        <w:t>A.1 Phase Status Summary</w:t>
+      </w:r>
+    </w:p>
+    <w:tbl>
+      <w:tblPr>
+        <w:tblStyle w:val="LightGrid-Accent1"/>
+        <w:tblW w:type="auto" w:w="0"/>
+        <w:tblLook w:firstColumn="1" w:firstRow="1" w:lastColumn="0" w:lastRow="0" w:noHBand="0" w:noVBand="1" w:val="04A0"/>
+      </w:tblPr>
+      <w:tblGrid>
+        <w:gridCol w:w="1814"/>
+        <w:gridCol w:w="1814"/>
+        <w:gridCol w:w="1814"/>
+        <w:gridCol w:w="1814"/>
+        <w:gridCol w:w="1814"/>
+      </w:tblGrid>
+      <w:tr>
+        <w:tc>
+          <w:tcPr>
+            <w:tcW w:type="dxa" w:w="1814"/>
+          </w:tcPr>
+          <w:p>
+            <w:r>
+              <w:t>Phase</w:t>
+            </w:r>
+          </w:p>
+        </w:tc>
+        <w:tc>
+          <w:tcPr>
+            <w:tcW w:type="dxa" w:w="1814"/>
+          </w:tcPr>
+          <w:p>
+            <w:r>
+              <w:t>Name</w:t>
+            </w:r>
+          </w:p>
+        </w:tc>
+        <w:tc>
+          <w:tcPr>
+            <w:tcW w:type="dxa" w:w="1814"/>
+          </w:tcPr>
+          <w:p>
+            <w:r>
+              <w:t>Status</w:t>
+            </w:r>
+          </w:p>
+        </w:tc>
+        <w:tc>
+          <w:tcPr>
+            <w:tcW w:type="dxa" w:w="1814"/>
+          </w:tcPr>
+          <w:p>
+            <w:r>
+              <w:t>Completion Date</w:t>
+            </w:r>
+          </w:p>
+        </w:tc>
+        <w:tc>
+          <w:tcPr>
+            <w:tcW w:type="dxa" w:w="1814"/>
+          </w:tcPr>
+          <w:p>
+            <w:r>
+              <w:t>Key Deliverable</w:t>
+            </w:r>
+          </w:p>
+        </w:tc>
+      </w:tr>
+      <w:tr>
+        <w:tc>
+          <w:tcPr>
+            <w:tcW w:type="dxa" w:w="1814"/>
+          </w:tcPr>
+          <w:p>
+            <w:r>
+              <w:t>0</w:t>
+            </w:r>
+          </w:p>
+        </w:tc>
+        <w:tc>
+          <w:tcPr>
+            <w:tcW w:type="dxa" w:w="1814"/>
+          </w:tcPr>
+          <w:p>
+            <w:r>
+              <w:t>Environment Setup</w:t>
+            </w:r>
+          </w:p>
+        </w:tc>
+        <w:tc>
+          <w:tcPr>
+            <w:tcW w:type="dxa" w:w="1814"/>
+          </w:tcPr>
+          <w:p>
+            <w:r>
+              <w:rPr>
+                <w:color w:val="16A34A"/>
+              </w:rPr>
+              <w:t>✅ DONE</w:t>
+            </w:r>
+          </w:p>
+        </w:tc>
+        <w:tc>
+          <w:tcPr>
+            <w:tcW w:type="dxa" w:w="1814"/>
+          </w:tcPr>
+          <w:p>
+            <w:r>
+              <w:t>2026-09-11</w:t>
+            </w:r>
+          </w:p>
+        </w:tc>
+        <w:tc>
+          <w:tcPr>
+            <w:tcW w:type="dxa" w:w="1814"/>
+          </w:tcPr>
+          <w:p>
+            <w:r>
+              <w:t>Lean Prisma schema + dashboard shell (7 nav items)</w:t>
+            </w:r>
+          </w:p>
+        </w:tc>
+      </w:tr>
+      <w:tr>
+        <w:tc>
+          <w:tcPr>
+            <w:tcW w:type="dxa" w:w="1814"/>
+          </w:tcPr>
+          <w:p>
+            <w:r>
+              <w:t>1</w:t>
+            </w:r>
+          </w:p>
+        </w:tc>
+        <w:tc>
+          <w:tcPr>
+            <w:tcW w:type="dxa" w:w="1814"/>
+          </w:tcPr>
+          <w:p>
+            <w:r>
+              <w:t>Excel Upload &amp; Data Foundation</w:t>
+            </w:r>
+          </w:p>
+        </w:tc>
+        <w:tc>
+          <w:tcPr>
+            <w:tcW w:type="dxa" w:w="1814"/>
+          </w:tcPr>
+          <w:p>
+            <w:r>
+              <w:rPr>
+                <w:color w:val="16A34A"/>
+              </w:rPr>
+              <w:t>✅ DONE</w:t>
+            </w:r>
+          </w:p>
+        </w:tc>
+        <w:tc>
+          <w:tcPr>
+            <w:tcW w:type="dxa" w:w="1814"/>
+          </w:tcPr>
+          <w:p>
+            <w:r>
+              <w:t>2026-09-11</w:t>
+            </w:r>
+          </w:p>
+        </w:tc>
+        <w:tc>
+          <w:tcPr>
+            <w:tcW w:type="dxa" w:w="1814"/>
+          </w:tcPr>
+          <w:p>
+            <w:r>
+              <w:t>Wide→long ETL (Pic No + Jan–Dec melt) + upload wizard</w:t>
+            </w:r>
+          </w:p>
+        </w:tc>
+      </w:tr>
+      <w:tr>
+        <w:tc>
+          <w:tcPr>
+            <w:tcW w:type="dxa" w:w="1814"/>
+          </w:tcPr>
+          <w:p>
+            <w:r>
+              <w:t>2</w:t>
+            </w:r>
+          </w:p>
+        </w:tc>
+        <w:tc>
+          <w:tcPr>
+            <w:tcW w:type="dxa" w:w="1814"/>
+          </w:tcPr>
+          <w:p>
+            <w:r>
+              <w:t>Session Calendar &amp; Forecasting</w:t>
+            </w:r>
+          </w:p>
+        </w:tc>
+        <w:tc>
+          <w:tcPr>
+            <w:tcW w:type="dxa" w:w="1814"/>
+          </w:tcPr>
+          <w:p>
+            <w:r>
+              <w:rPr>
+                <w:color w:val="16A34A"/>
+              </w:rPr>
+              <w:t>✅ DONE</w:t>
+            </w:r>
+          </w:p>
+        </w:tc>
+        <w:tc>
+          <w:tcPr>
+            <w:tcW w:type="dxa" w:w="1814"/>
+          </w:tcPr>
+          <w:p>
+            <w:r>
+              <w:t>2026-09-11</w:t>
+            </w:r>
+          </w:p>
+        </w:tc>
+        <w:tc>
+          <w:tcPr>
+            <w:tcW w:type="dxa" w:w="1814"/>
+          </w:tcPr>
+          <w:p>
+            <w:r>
+              <w:t>Hijri fix + Prophet-TS engine + Forecast UI with sparkline</w:t>
+            </w:r>
+          </w:p>
+        </w:tc>
+      </w:tr>
+      <w:tr>
+        <w:tc>
+          <w:tcPr>
+            <w:tcW w:type="dxa" w:w="1814"/>
+          </w:tcPr>
+          <w:p>
+            <w:r>
+              <w:t>3</w:t>
+            </w:r>
+          </w:p>
+        </w:tc>
+        <w:tc>
+          <w:tcPr>
+            <w:tcW w:type="dxa" w:w="1814"/>
+          </w:tcPr>
+          <w:p>
+            <w:r>
+              <w:t>Order Quantity &amp; Timing</w:t>
+            </w:r>
+          </w:p>
+        </w:tc>
+        <w:tc>
+          <w:tcPr>
+            <w:tcW w:type="dxa" w:w="1814"/>
+          </w:tcPr>
+          <w:p>
+            <w:r>
+              <w:rPr>
+                <w:color w:val="EA880E"/>
+              </w:rPr>
+              <w:t>🔄 IN PROGRESS</w:t>
+            </w:r>
+          </w:p>
+        </w:tc>
+        <w:tc>
+          <w:tcPr>
+            <w:tcW w:type="dxa" w:w="1814"/>
+          </w:tcPr>
+          <w:p>
+            <w:r>
+              <w:t>—</w:t>
+            </w:r>
+          </w:p>
+        </w:tc>
+        <w:tc>
+          <w:tcPr>
+            <w:tcW w:type="dxa" w:w="1814"/>
+          </w:tcPr>
+          <w:p>
+            <w:r>
+              <w:t>EOQ + Safety Stock + 9-step order trigger + CNY strategies</w:t>
+            </w:r>
+          </w:p>
+        </w:tc>
+      </w:tr>
+      <w:tr>
+        <w:tc>
+          <w:tcPr>
+            <w:tcW w:type="dxa" w:w="1814"/>
+          </w:tcPr>
+          <w:p>
+            <w:r>
+              <w:t>4</w:t>
+            </w:r>
+          </w:p>
+        </w:tc>
+        <w:tc>
+          <w:tcPr>
+            <w:tcW w:type="dxa" w:w="1814"/>
+          </w:tcPr>
+          <w:p>
+            <w:r>
+              <w:t>Air vs Sea + Line Cost</w:t>
+            </w:r>
+          </w:p>
+        </w:tc>
+        <w:tc>
+          <w:tcPr>
+            <w:tcW w:type="dxa" w:w="1814"/>
+          </w:tcPr>
+          <w:p>
+            <w:r>
+              <w:rPr>
+                <w:color w:val="6B7280"/>
+              </w:rPr>
+              <w:t>⏳ PENDING</w:t>
+            </w:r>
+          </w:p>
+        </w:tc>
+        <w:tc>
+          <w:tcPr>
+            <w:tcW w:type="dxa" w:w="1814"/>
+          </w:tcPr>
+          <w:p>
+            <w:r>
+              <w:t>—</w:t>
+            </w:r>
+          </w:p>
+        </w:tc>
+        <w:tc>
+          <w:tcPr>
+            <w:tcW w:type="dxa" w:w="1814"/>
+          </w:tcPr>
+          <w:p>
+            <w:r>
+              <w:t>Freight decision + BD customs landed-cost calculator</w:t>
+            </w:r>
+          </w:p>
+        </w:tc>
+      </w:tr>
+      <w:tr>
+        <w:tc>
+          <w:tcPr>
+            <w:tcW w:type="dxa" w:w="1814"/>
+          </w:tcPr>
+          <w:p>
+            <w:r>
+              <w:t>5</w:t>
+            </w:r>
+          </w:p>
+        </w:tc>
+        <w:tc>
+          <w:tcPr>
+            <w:tcW w:type="dxa" w:w="1814"/>
+          </w:tcPr>
+          <w:p>
+            <w:r>
+              <w:t>Dashboard Integration &amp; Pilot</w:t>
+            </w:r>
+          </w:p>
+        </w:tc>
+        <w:tc>
+          <w:tcPr>
+            <w:tcW w:type="dxa" w:w="1814"/>
+          </w:tcPr>
+          <w:p>
+            <w:r>
+              <w:rPr>
+                <w:color w:val="6B7280"/>
+              </w:rPr>
+              <w:t>⏳ PENDING</w:t>
+            </w:r>
+          </w:p>
+        </w:tc>
+        <w:tc>
+          <w:tcPr>
+            <w:tcW w:type="dxa" w:w="1814"/>
+          </w:tcPr>
+          <w:p>
+            <w:r>
+              <w:t>—</w:t>
+            </w:r>
+          </w:p>
+        </w:tc>
+        <w:tc>
+          <w:tcPr>
+            <w:tcW w:type="dxa" w:w="1814"/>
+          </w:tcPr>
+          <w:p>
+            <w:r>
+              <w:t>Unified session dashboard + first festival pilot</w:t>
+            </w:r>
+          </w:p>
+        </w:tc>
+      </w:tr>
+      <w:tr>
+        <w:tc>
+          <w:tcPr>
+            <w:tcW w:type="dxa" w:w="1814"/>
+          </w:tcPr>
+          <w:p>
+            <w:r>
+              <w:t>6</w:t>
+            </w:r>
+          </w:p>
+        </w:tc>
+        <w:tc>
+          <w:tcPr>
+            <w:tcW w:type="dxa" w:w="1814"/>
+          </w:tcPr>
+          <w:p>
+            <w:r>
+              <w:t>Pilot Review &amp; Handoff</w:t>
+            </w:r>
+          </w:p>
+        </w:tc>
+        <w:tc>
+          <w:tcPr>
+            <w:tcW w:type="dxa" w:w="1814"/>
+          </w:tcPr>
+          <w:p>
+            <w:r>
+              <w:rPr>
+                <w:color w:val="6B7280"/>
+              </w:rPr>
+              <w:t>⏳ PENDING</w:t>
+            </w:r>
+          </w:p>
+        </w:tc>
+        <w:tc>
+          <w:tcPr>
+            <w:tcW w:type="dxa" w:w="1814"/>
+          </w:tcPr>
+          <w:p>
+            <w:r>
+              <w:t>—</w:t>
+            </w:r>
+          </w:p>
+        </w:tc>
+        <w:tc>
+          <w:tcPr>
+            <w:tcW w:type="dxa" w:w="1814"/>
+          </w:tcPr>
+          <w:p>
+            <w:r>
+              <w:t>Lessons learned + deferred-scope prioritization</w:t>
+            </w:r>
+          </w:p>
+        </w:tc>
+      </w:tr>
+    </w:tbl>
+    <w:p>
+      <w:pPr>
+        <w:pStyle w:val="Heading2"/>
+      </w:pPr>
+      <w:r>
+        <w:t>A.2 Completed Phase Details</w:t>
+      </w:r>
+    </w:p>
+    <w:p>
+      <w:pPr>
+        <w:pStyle w:val="Heading3"/>
+      </w:pPr>
+      <w:r>
+        <w:t>Phase 0 — Environment Setup ✅</w:t>
+      </w:r>
+    </w:p>
+    <w:p>
+      <w:pPr>
+        <w:pStyle w:val="ListBullet"/>
+      </w:pPr>
+      <w:r>
+        <w:t>Lean Prisma schema with 8 models: Product, Sale, Purchase, Inventory, FestivalSession, ForecastSetting, Forecast, RecommendedOrder, DataImport. No multi-tenancy, no billing, no RBAC tables.</w:t>
+      </w:r>
+    </w:p>
+    <w:p>
+      <w:pPr>
+        <w:pStyle w:val="ListBullet"/>
+      </w:pPr>
+      <w:r>
+        <w:t>Dashboard shell with sidebar showing exactly 7 nav items: Dashboard, Upload Excel, Forecast, Order Recommendations, Air vs Sea, Line Cost, Data. No billing/users/settings/audit (deferred per lean scope).</w:t>
+      </w:r>
+    </w:p>
+    <w:p>
+      <w:pPr>
+        <w:pStyle w:val="ListBullet"/>
+      </w:pPr>
+      <w:r>
+        <w:t>Single-tenant mode (LEAN_MODE) — one default tenant, no tenant-resolution middleware.</w:t>
+      </w:r>
+    </w:p>
+    <w:p>
+      <w:pPr>
+        <w:pStyle w:val="ListBullet"/>
+      </w:pPr>
+      <w:r>
+        <w:t>Festival calendar pre-seeded (Durga Puja, Winter, CNY, Eid-ul-Fitr, Summer, Eid-ul-Adha) with demand effects.</w:t>
+      </w:r>
+    </w:p>
+    <w:p>
+      <w:pPr>
+        <w:pStyle w:val="ListBullet"/>
+      </w:pPr>
+      <w:r>
+        <w:t>BD customs calculator ready (HS 8512: 25% Duty + 15% VAT-on-tax + 5% AIT).</w:t>
+      </w:r>
+    </w:p>
+    <w:p>
+      <w:pPr>
+        <w:pStyle w:val="Heading3"/>
+      </w:pPr>
+      <w:r>
+        <w:t>Phase 1 — Excel Upload &amp; Data Foundation ✅</w:t>
+      </w:r>
+    </w:p>
+    <w:p>
+      <w:pPr>
+        <w:pStyle w:val="ListBullet"/>
+      </w:pPr>
+      <w:r>
+        <w:t>Excel parser (xlsx/SheetJS) reads the client's exact wide format: Pic No | Item | Color &amp; Details | Order QTY | Ordered On | Send On | Send By Sea/Air | Received On | Jan..Dec.</w:t>
+      </w:r>
+    </w:p>
+    <w:p>
+      <w:pPr>
+        <w:pStyle w:val="ListBullet"/>
+      </w:pPr>
+      <w:r>
+        <w:t>Wide→Long transformer melts the 12 monthly columns into clean SKU-month sales rows; extracts purchase records (with computed lead times) and seeds inventory in one pass.</w:t>
+      </w:r>
+    </w:p>
+    <w:p>
+      <w:pPr>
+        <w:pStyle w:val="ListBullet"/>
+      </w:pPr>
+      <w:r>
+        <w:t>4-step upload wizard: Select file → Preview → Importing → Done (with column-mapping diagnostics + warnings).</w:t>
+      </w:r>
+    </w:p>
+    <w:p>
+      <w:pPr>
+        <w:pStyle w:val="ListBullet"/>
+      </w:pPr>
+      <w:r>
+        <w:t>POST /api/import ingests + validates + upserts products/purchases/sales/inventory + seeds festivals/settings.</w:t>
+      </w:r>
+    </w:p>
+    <w:p>
+      <w:pPr>
+        <w:pStyle w:val="ListBullet"/>
+      </w:pPr>
+      <w:r>
+        <w:t>Verified end-to-end with sample Excel matching the WhatsApp image: 6 SKUs → 72 sales rows + 6 purchases, lead times computed (93d sea, 97d air).</w:t>
+      </w:r>
+    </w:p>
+    <w:p>
+      <w:pPr>
+        <w:pStyle w:val="Heading3"/>
+      </w:pPr>
+      <w:r>
+        <w:t>Phase 2 — Session Calendar &amp; Forecasting ✅</w:t>
+      </w:r>
+    </w:p>
+    <w:p>
+      <w:pPr>
+        <w:pStyle w:val="ListBullet"/>
+      </w:pPr>
+      <w:r>
+        <w:t>GAP #1 FIXED: Installed hijri-converter + built src/lib/calendar/hijri.ts. Eid dates are now day-precise via the civil tabular Hijri calendar, not hardcoded by Gregorian month. Verified: Eid-ul-Fitr 2027 = March 9 (was April), Eid-ul-Adha 2027 = May 16 (was July).</w:t>
+      </w:r>
+    </w:p>
+    <w:p>
+      <w:pPr>
+        <w:pStyle w:val="ListBullet"/>
+      </w:pPr>
+      <w:r>
+        <w:t>Refactored festival-calendar.ts to buildFestivalSeeds(currentYear) generating 18 day-precise sessions across 2026-2028 using the Hijri converter.</w:t>
+      </w:r>
+    </w:p>
+    <w:p>
+      <w:pPr>
+        <w:pStyle w:val="ListBullet"/>
+      </w:pPr>
+      <w:r>
+        <w:t>Built lean Prophet-inspired forecasting engine (src/lib/forecasting/forecast-engine.ts): trend + annual Fourier seasonality (order 3) + festival demand effects (multiplicative) + OLS solver via Gaussian elimination + confidence bands + cold-start fallback + 5-tier MAPE rating.</w:t>
+      </w:r>
+    </w:p>
+    <w:p>
+      <w:pPr>
+        <w:pStyle w:val="ListBullet"/>
+      </w:pPr>
+      <w:r>
+        <w:t>Added Forecast Prisma model + POST /api/forecast/generate (auto-computes horizon to reach the festival peak) + GET /api/forecast.</w:t>
+      </w:r>
+    </w:p>
+    <w:p>
+      <w:pPr>
+        <w:pStyle w:val="ListBullet"/>
+      </w:pPr>
+      <w:r>
+        <w:t>Forecast UI: session selector + generate button + per-SKU table with accuracy badges + expandable detail panel with 23-month SVG sparkline, festival markers, and metrics row.</w:t>
+      </w:r>
+    </w:p>
+    <w:p>
+      <w:pPr>
+        <w:pStyle w:val="ListBullet"/>
+      </w:pPr>
+      <w:r>
+        <w:t>Verified: Durga Puja 2026 forecast across 6 SKUs — all 'excellent' MAPE (0–4.85%). Festival effects correctly applied (CNY ×0.85, Eid ×0.7, Durga Puja ×1.1 → 355 units, Winter ×1.4 → 472 units).</w:t>
+      </w:r>
+    </w:p>
+    <w:p>
+      <w:pPr>
+        <w:pStyle w:val="Heading2"/>
+      </w:pPr>
+      <w:r>
+        <w:t>A.3 Next: Phase 3 — Order Quantity &amp; Timing</w:t>
+      </w:r>
+    </w:p>
+    <w:p>
+      <w:r>
+        <w:rPr>
+          <w:b w:val="0"/>
+        </w:rPr>
+        <w:t xml:space="preserve">Phase 3 activates the two algorithms that turn the forecast into actionable purchasing decisions: </w:t>
+      </w:r>
+      <w:r>
+        <w:rPr>
+          <w:b/>
+        </w:rPr>
+        <w:t>EOQ (Economic Order Quantity)</w:t>
+      </w:r>
+      <w:r>
+        <w:t xml:space="preserve"> with three real-world constraints (MOQ, max stock, warehouse capacity), and the </w:t>
+      </w:r>
+      <w:r>
+        <w:rPr>
+          <w:b/>
+        </w:rPr>
+        <w:t>9-step Order Trigger algorithm</w:t>
+      </w:r>
+      <w:r>
+        <w:t xml:space="preserve"> (the system's core IP) that computes the exact calendar date by which a purchase order must be placed — working backward from the festival peak through the full lead-time decomposition and the Chinese New Year supply disruption (4 strategies: before_cny, after_cny, partial_order, air_escape).</w:t>
+      </w:r>
+    </w:p>
     <w:sectPr>
       <w:pgSz w:w="11906" w:h="16838"/>
       <w:pgMar w:top="1417" w:right="1417" w:bottom="1417" w:left="1417" w:header="720" w:footer="720" w:gutter="0"/>

--- a/TrimedCast_Lean_Implementation_Roadmap_TechnicalDoc_2026-09-11.docx
+++ b/TrimedCast_Lean_Implementation_Roadmap_TechnicalDoc_2026-09-11.docx
@@ -5551,20 +5551,11 @@
             <w:vAlign w:val="center"/>
           </w:tcPr>
           <w:p>
-            <w:pPr>
-              <w:spacing w:before="20" w:after="20" w:line="288" w:lineRule="auto"/>
-              <w:jc w:val="left"/>
-            </w:pPr>
-            <w:r/>
             <w:r>
               <w:rPr>
-                <w:rFonts w:ascii="Calibri" w:hAnsi="Calibri" w:eastAsia="Calibri"/>
-                <w:b w:val="0"/>
-                <w:i w:val="0"/>
-                <w:color w:val="1A1A1A"/>
-                <w:sz w:val="18"/>
+                <w:color w:val="16A34A"/>
               </w:rPr>
-              <w:t>1 week</w:t>
+              <w:t>✅ DONE</w:t>
             </w:r>
           </w:p>
         </w:tc>
@@ -5587,20 +5578,8 @@
             <w:vAlign w:val="center"/>
           </w:tcPr>
           <w:p>
-            <w:pPr>
-              <w:spacing w:before="20" w:after="20" w:line="288" w:lineRule="auto"/>
-              <w:jc w:val="left"/>
-            </w:pPr>
-            <w:r/>
             <w:r>
-              <w:rPr>
-                <w:rFonts w:ascii="Calibri" w:hAnsi="Calibri" w:eastAsia="Calibri"/>
-                <w:b w:val="0"/>
-                <w:i w:val="0"/>
-                <w:color w:val="1A1A1A"/>
-                <w:sz w:val="18"/>
-              </w:rPr>
-              <w:t>EOQ + Safety Stock + Order Trigger date per SKU</w:t>
+              <w:t>2026-09-11</w:t>
             </w:r>
           </w:p>
         </w:tc>
@@ -5623,20 +5602,8 @@
             <w:vAlign w:val="center"/>
           </w:tcPr>
           <w:p>
-            <w:pPr>
-              <w:spacing w:before="20" w:after="20" w:line="288" w:lineRule="auto"/>
-              <w:jc w:val="left"/>
-            </w:pPr>
-            <w:r/>
             <w:r>
-              <w:rPr>
-                <w:rFonts w:ascii="Calibri" w:hAnsi="Calibri" w:eastAsia="Calibri"/>
-                <w:b w:val="0"/>
-                <w:i w:val="0"/>
-                <w:color w:val="1A1A1A"/>
-                <w:sz w:val="18"/>
-              </w:rPr>
-              <w:t>Client sees 'order X units by date Y' per SKU</w:t>
+              <w:t>EOQ + Safety Stock + 9-step order trigger + 4 CNY strategies</w:t>
             </w:r>
           </w:p>
         </w:tc>
@@ -15505,9 +15472,9 @@
           <w:p>
             <w:r>
               <w:rPr>
-                <w:color w:val="EA880E"/>
+                <w:color w:val="16A34A"/>
               </w:rPr>
-              <w:t>🔄 IN PROGRESS</w:t>
+              <w:t>✅ DONE</w:t>
             </w:r>
           </w:p>
         </w:tc>
@@ -15517,7 +15484,7 @@
           </w:tcPr>
           <w:p>
             <w:r>
-              <w:t>—</w:t>
+              <w:t>2026-09-11</w:t>
             </w:r>
           </w:p>
         </w:tc>
@@ -15527,7 +15494,7 @@
           </w:tcPr>
           <w:p>
             <w:r>
-              <w:t>EOQ + Safety Stock + 9-step order trigger + CNY strategies</w:t>
+              <w:t>EOQ + Safety Stock + 9-step order trigger + 4 CNY strategies</w:t>
             </w:r>
           </w:p>
         </w:tc>
@@ -15890,6 +15857,85 @@
       </w:r>
       <w:r>
         <w:t xml:space="preserve"> (the system's core IP) that computes the exact calendar date by which a purchase order must be placed — working backward from the festival peak through the full lead-time decomposition and the Chinese New Year supply disruption (4 strategies: before_cny, after_cny, partial_order, air_escape).</w:t>
+      </w:r>
+    </w:p>
+    <w:p>
+      <w:pPr>
+        <w:pStyle w:val="Heading3"/>
+      </w:pPr>
+      <w:r>
+        <w:t>Phase 3 — Order Quantity &amp; Timing ✅</w:t>
+      </w:r>
+    </w:p>
+    <w:p>
+      <w:pPr>
+        <w:pStyle w:val="ListBullet"/>
+      </w:pPr>
+      <w:r>
+        <w:t>Built src/lib/forecasting/eoq-safety-stock.ts: lean EOQ engine with 3 constraints (MOQ, max stock, warehouse capacity) + TrimedCast Safety Stock formula (SS = EOQ/R + MAE_daily × μ_LT × σ_LT × k) + reorder point + 5-tier service-level z-score table (90%→1.28, 95%→1.65, 97.5%→1.96, 99%→2.33, 99.9%→3.09).</w:t>
+      </w:r>
+    </w:p>
+    <w:p>
+      <w:pPr>
+        <w:pStyle w:val="ListBullet"/>
+      </w:pPr>
+      <w:r>
+        <w:t>Built src/lib/forecasting/order-trigger.ts: the 9-step order trigger algorithm — daily consumption rate, days-until-reorder, reorder-hit date, total lead time (155d sea / 104d air), order-trigger date, CNY risk assessment, 4 CNY strategies (before_cny / after_cny / partial_order / air_escape), 5-milestone timeline, urgency classification.</w:t>
+      </w:r>
+    </w:p>
+    <w:p>
+      <w:pPr>
+        <w:pStyle w:val="ListBullet"/>
+      </w:pPr>
+      <w:r>
+        <w:t>POST /api/orders/generate + GET /api/orders: runs both algorithms per SKU against a festival session, stores in RecommendedOrder table.</w:t>
+      </w:r>
+    </w:p>
+    <w:p>
+      <w:pPr>
+        <w:pStyle w:val="ListBullet"/>
+      </w:pPr>
+      <w:r>
+        <w:t>Orders UI view: session selector + per-SKU table with Order Qty / Safety Stock / Trigger Date / Delivery / Urgency / Mode / CNY + expandable detail with EOQ breakdown + timeline + sparkline + lead-time decomposition.</w:t>
+      </w:r>
+    </w:p>
+    <w:p>
+      <w:pPr>
+        <w:pStyle w:val="ListBullet"/>
+      </w:pPr>
+      <w:r>
+        <w:t>Verified: Durga Puja 2026 recommendations across 6 SKUs. Pic 10 → 1,290 units, trigger 17 Oct 2025 (past → critical), delivery 25 Mar 2026. Lead-time breakdown: Manufacturing 90d + Shipment 52d sea + Customs 10d = 155d total.</w:t>
+      </w:r>
+    </w:p>
+    <w:p>
+      <w:pPr>
+        <w:pStyle w:val="Heading2"/>
+      </w:pPr>
+      <w:r>
+        <w:t>A.4 Next: Phase 4 — Air vs Sea + Line Cost</w:t>
+      </w:r>
+    </w:p>
+    <w:p>
+      <w:r>
+        <w:t xml:space="preserve">Phase 4 activates the freight-decision logic and the landed-cost analysis. </w:t>
+      </w:r>
+      <w:r>
+        <w:rPr>
+          <w:b/>
+        </w:rPr>
+        <w:t>Air vs Sea comparison</w:t>
+      </w:r>
+      <w:r>
+        <w:t xml:space="preserve">: quantifies the 8× cost premium vs the 51-day lead-time saving, with an LLM-powered scenario preview. </w:t>
+      </w:r>
+      <w:r>
+        <w:rPr>
+          <w:b/>
+        </w:rPr>
+        <w:t>Line Cost Analysis</w:t>
+      </w:r>
+      <w:r>
+        <w:t>: BD customs calculator (HS 8512: 25% Duty + 15% VAT-on-tax + 5% AIT) computing landed cost per unit and margin, for both sea and air modes side by side.</w:t>
       </w:r>
     </w:p>
     <w:sectPr>

--- a/TrimedCast_Lean_Implementation_Roadmap_TechnicalDoc_2026-09-11.docx
+++ b/TrimedCast_Lean_Implementation_Roadmap_TechnicalDoc_2026-09-11.docx
@@ -5700,20 +5700,11 @@
             <w:vAlign w:val="center"/>
           </w:tcPr>
           <w:p>
-            <w:pPr>
-              <w:spacing w:before="20" w:after="20" w:line="288" w:lineRule="auto"/>
-              <w:jc w:val="left"/>
-            </w:pPr>
-            <w:r/>
             <w:r>
               <w:rPr>
-                <w:rFonts w:ascii="Calibri" w:hAnsi="Calibri" w:eastAsia="Calibri"/>
-                <w:b w:val="0"/>
-                <w:i w:val="0"/>
-                <w:color w:val="1A1A1A"/>
-                <w:sz w:val="18"/>
+                <w:color w:val="16A34A"/>
               </w:rPr>
-              <w:t>1 week</w:t>
+              <w:t>✅ DONE</w:t>
             </w:r>
           </w:p>
         </w:tc>
@@ -5736,20 +5727,8 @@
             <w:vAlign w:val="center"/>
           </w:tcPr>
           <w:p>
-            <w:pPr>
-              <w:spacing w:before="20" w:after="20" w:line="288" w:lineRule="auto"/>
-              <w:jc w:val="left"/>
-            </w:pPr>
-            <w:r/>
             <w:r>
-              <w:rPr>
-                <w:rFonts w:ascii="Calibri" w:hAnsi="Calibri" w:eastAsia="Calibri"/>
-                <w:b w:val="0"/>
-                <w:i w:val="0"/>
-                <w:color w:val="1A1A1A"/>
-                <w:sz w:val="18"/>
-              </w:rPr>
-              <w:t>Freight decision + landed cost + margin per SKU</w:t>
+              <w:t>2026-09-11</w:t>
             </w:r>
           </w:p>
         </w:tc>
@@ -5772,20 +5751,8 @@
             <w:vAlign w:val="center"/>
           </w:tcPr>
           <w:p>
-            <w:pPr>
-              <w:spacing w:before="20" w:after="20" w:line="288" w:lineRule="auto"/>
-              <w:jc w:val="left"/>
-            </w:pPr>
-            <w:r/>
             <w:r>
-              <w:rPr>
-                <w:rFonts w:ascii="Calibri" w:hAnsi="Calibri" w:eastAsia="Calibri"/>
-                <w:b w:val="0"/>
-                <w:i w:val="0"/>
-                <w:color w:val="1A1A1A"/>
-                <w:sz w:val="18"/>
-              </w:rPr>
-              <w:t>Client sees sea-vs-air comparison + landed cost</w:t>
+              <w:t>Air vs Sea freight decision + BD customs landed-cost calculator</w:t>
             </w:r>
           </w:p>
         </w:tc>
@@ -15527,9 +15494,9 @@
           <w:p>
             <w:r>
               <w:rPr>
-                <w:color w:val="6B7280"/>
+                <w:color w:val="16A34A"/>
               </w:rPr>
-              <w:t>⏳ PENDING</w:t>
+              <w:t>✅ DONE</w:t>
             </w:r>
           </w:p>
         </w:tc>
@@ -15539,7 +15506,7 @@
           </w:tcPr>
           <w:p>
             <w:r>
-              <w:t>—</w:t>
+              <w:t>2026-09-11</w:t>
             </w:r>
           </w:p>
         </w:tc>
@@ -15549,7 +15516,7 @@
           </w:tcPr>
           <w:p>
             <w:r>
-              <w:t>Freight decision + BD customs landed-cost calculator</w:t>
+              <w:t>Air vs Sea freight decision + BD customs landed-cost calculator</w:t>
             </w:r>
           </w:p>
         </w:tc>
@@ -15936,6 +15903,83 @@
       </w:r>
       <w:r>
         <w:t>: BD customs calculator (HS 8512: 25% Duty + 15% VAT-on-tax + 5% AIT) computing landed cost per unit and margin, for both sea and air modes side by side.</w:t>
+      </w:r>
+    </w:p>
+    <w:p>
+      <w:pPr>
+        <w:pStyle w:val="Heading3"/>
+      </w:pPr>
+      <w:r>
+        <w:t>Phase 4 — Air vs Sea + Line Cost ✅</w:t>
+      </w:r>
+    </w:p>
+    <w:p>
+      <w:pPr>
+        <w:pStyle w:val="ListBullet"/>
+      </w:pPr>
+      <w:r>
+        <w:t>Built src/lib/finance/freight-engine.ts: air-vs-sea comparison engine. Computes landed cost for both modes (sea 155d/~৳5/unit, air 104d/~৳35/unit) using the BD customs calculator (HS 8512: 25% Duty + 15% VAT-on-tax + 5% AIT). Recommendation logic: urgent (stockout ≤30d) + margin ≥30% → AIR (air-escape); not urgent + sea viable → SEA (cheaper); sea lead time exceeds stockout → AIR (forced).</w:t>
+      </w:r>
+    </w:p>
+    <w:p>
+      <w:pPr>
+        <w:pStyle w:val="ListBullet"/>
+      </w:pPr>
+      <w:r>
+        <w:t>GET /api/freight/analyze: computes the comparison + landed cost breakdown for every SKU with a recommended order in the selected session. Returns summary stats (sea/air recommended counts, total costs, avg premium).</w:t>
+      </w:r>
+    </w:p>
+    <w:p>
+      <w:pPr>
+        <w:pStyle w:val="ListBullet"/>
+      </w:pPr>
+      <w:r>
+        <w:t>PATCH /api/products/[sku]: inline editing of unit_cost_bdt + selling_price (so the client can input real costs → meaningful margin analysis).</w:t>
+      </w:r>
+    </w:p>
+    <w:p>
+      <w:pPr>
+        <w:pStyle w:val="ListBullet"/>
+      </w:pPr>
+      <w:r>
+        <w:t>Freight UI view: 4 summary cards (sea/air recommended, 51d saved, saving if all sea) + per-SKU table with Sea/Air lead time, cost/unit, premium %, recommended mode badge + expandable detail with trade-off metrics + side-by-side mode breakdown cards.</w:t>
+      </w:r>
+    </w:p>
+    <w:p>
+      <w:pPr>
+        <w:pStyle w:val="ListBullet"/>
+      </w:pPr>
+      <w:r>
+        <w:t>Line Cost UI view: 3 summary cards + cost-component legend (Unit cost, Freight, Customs Duty 25%, VAT 15% on CIF+CD+SD, AIT 5%) + per-SKU table with Sea/Air landed cost + color-coded margin % + expandable detail with SVG donut charts showing the cost component breakdown for both modes side by side.</w:t>
+      </w:r>
+    </w:p>
+    <w:p>
+      <w:pPr>
+        <w:pStyle w:val="ListBullet"/>
+      </w:pPr>
+      <w:r>
+        <w:t>Data view upgraded: inline editable unit cost + selling price inputs (save on blur/Enter) with toast confirmation.</w:t>
+      </w:r>
+    </w:p>
+    <w:p>
+      <w:pPr>
+        <w:pStyle w:val="ListBullet"/>
+      </w:pPr>
+      <w:r>
+        <w:t>Verified: with real prices (Pic 10 cost ৳80, sell ৳250), sea landed cost ৳128/unit (49% margin), air ৳172/unit (31% margin) → recommended AIR (urgent + margin absorbs premium, saves 51 days). 3 SKUs sea, 3 SKUs air. Total sea ৳519k vs air ৳709k, avg premium +46.5%.</w:t>
+      </w:r>
+    </w:p>
+    <w:p>
+      <w:pPr>
+        <w:pStyle w:val="Heading2"/>
+      </w:pPr>
+      <w:r>
+        <w:t>A.5 Next: Phase 5 — Dashboard Integration &amp; Pilot</w:t>
+      </w:r>
+    </w:p>
+    <w:p>
+      <w:r>
+        <w:t>Phase 5 integrates all 6 capabilities into a single session dashboard and runs the first real festival pilot with the client's data. The goal: the client opens the dashboard, sees their next upcoming session (Durga Puja 2026 or Winter 2026), and sees per-SKU recommendations for order quantity, order date, shipping mode, and landed cost — all in one place, ready to act on.</w:t>
       </w:r>
     </w:p>
     <w:sectPr>

--- a/TrimedCast_Lean_Implementation_Roadmap_TechnicalDoc_2026-09-11.docx
+++ b/TrimedCast_Lean_Implementation_Roadmap_TechnicalDoc_2026-09-11.docx
@@ -5849,20 +5849,11 @@
             <w:vAlign w:val="center"/>
           </w:tcPr>
           <w:p>
-            <w:pPr>
-              <w:spacing w:before="20" w:after="20" w:line="288" w:lineRule="auto"/>
-              <w:jc w:val="left"/>
-            </w:pPr>
-            <w:r/>
             <w:r>
               <w:rPr>
-                <w:rFonts w:ascii="Calibri" w:hAnsi="Calibri" w:eastAsia="Calibri"/>
-                <w:b w:val="0"/>
-                <w:i w:val="0"/>
-                <w:color w:val="1A1A1A"/>
-                <w:sz w:val="18"/>
+                <w:color w:val="16A34A"/>
               </w:rPr>
-              <w:t>3-5 days</w:t>
+              <w:t>✅ DONE</w:t>
             </w:r>
           </w:p>
         </w:tc>
@@ -5885,20 +5876,8 @@
             <w:vAlign w:val="center"/>
           </w:tcPr>
           <w:p>
-            <w:pPr>
-              <w:spacing w:before="20" w:after="20" w:line="288" w:lineRule="auto"/>
-              <w:jc w:val="left"/>
-            </w:pPr>
-            <w:r/>
             <w:r>
-              <w:rPr>
-                <w:rFonts w:ascii="Calibri" w:hAnsi="Calibri" w:eastAsia="Calibri"/>
-                <w:b w:val="0"/>
-                <w:i w:val="0"/>
-                <w:color w:val="1A1A1A"/>
-                <w:sz w:val="18"/>
-              </w:rPr>
-              <w:t>All 6 capabilities in one dashboard; first session pilot</w:t>
+              <w:t>2026-09-11</w:t>
             </w:r>
           </w:p>
         </w:tc>
@@ -5921,20 +5900,8 @@
             <w:vAlign w:val="center"/>
           </w:tcPr>
           <w:p>
-            <w:pPr>
-              <w:spacing w:before="20" w:after="20" w:line="288" w:lineRule="auto"/>
-              <w:jc w:val="left"/>
-            </w:pPr>
-            <w:r/>
             <w:r>
-              <w:rPr>
-                <w:rFonts w:ascii="Calibri" w:hAnsi="Calibri" w:eastAsia="Calibri"/>
-                <w:b w:val="0"/>
-                <w:i w:val="0"/>
-                <w:color w:val="1A1A1A"/>
-                <w:sz w:val="18"/>
-              </w:rPr>
-              <w:t>Client uses the system for one real festival</w:t>
+              <w:t>Unified session pilot dashboard + all 6 capabilities composed</w:t>
             </w:r>
           </w:p>
         </w:tc>
@@ -15549,9 +15516,9 @@
           <w:p>
             <w:r>
               <w:rPr>
-                <w:color w:val="6B7280"/>
+                <w:color w:val="16A34A"/>
               </w:rPr>
-              <w:t>⏳ PENDING</w:t>
+              <w:t>✅ DONE</w:t>
             </w:r>
           </w:p>
         </w:tc>
@@ -15561,7 +15528,7 @@
           </w:tcPr>
           <w:p>
             <w:r>
-              <w:t>—</w:t>
+              <w:t>2026-09-11</w:t>
             </w:r>
           </w:p>
         </w:tc>
@@ -15571,7 +15538,7 @@
           </w:tcPr>
           <w:p>
             <w:r>
-              <w:t>Unified session dashboard + first festival pilot</w:t>
+              <w:t>Unified session pilot dashboard + all 6 capabilities composed</w:t>
             </w:r>
           </w:p>
         </w:tc>
@@ -15980,6 +15947,75 @@
     <w:p>
       <w:r>
         <w:t>Phase 5 integrates all 6 capabilities into a single session dashboard and runs the first real festival pilot with the client's data. The goal: the client opens the dashboard, sees their next upcoming session (Durga Puja 2026 or Winter 2026), and sees per-SKU recommendations for order quantity, order date, shipping mode, and landed cost — all in one place, ready to act on.</w:t>
+      </w:r>
+    </w:p>
+    <w:p>
+      <w:pPr>
+        <w:pStyle w:val="Heading3"/>
+      </w:pPr>
+      <w:r>
+        <w:t>Phase 5 — Dashboard Integration &amp; Pilot ✅</w:t>
+      </w:r>
+    </w:p>
+    <w:p>
+      <w:pPr>
+        <w:pStyle w:val="ListBullet"/>
+      </w:pPr>
+      <w:r>
+        <w:t>Built GET /api/session-dashboard: the unified pilot data endpoint. Finds the next upcoming festival, loads forecasts + orders + products + inventory, computes the freight comparison inline, and returns KPIs + per-SKU rows with all 6 capability outputs + critical SKUs + pipeline step flags.</w:t>
+      </w:r>
+    </w:p>
+    <w:p>
+      <w:pPr>
+        <w:pStyle w:val="ListBullet"/>
+      </w:pPr>
+      <w:r>
+        <w:t>Built the SessionPilot component (session-pilot.tsx): composes all 6 capabilities into one actionable view. Session banner (name + peak date + countdown + demand effect), pipeline status flags (4 steps with click-to-run), KPI cards (SKUs to order, total order qty, total landed cost, critical count), shipping mode split, forecast accuracy, 'Critical SKUs — order now' alert table, and the full per-SKU session plan table with color-coded columns mapping to each capability (blue=forecast, purple=order qty, amber=timing, orange=freight, emerald=line cost).</w:t>
+      </w:r>
+    </w:p>
+    <w:p>
+      <w:pPr>
+        <w:pStyle w:val="ListBullet"/>
+      </w:pPr>
+      <w:r>
+        <w:t>'Run full pipeline' button: one click generates forecasts (Phase 2) + order recommendations (Phase 3) + freight analysis (Phase 4) sequentially, with toast notifications at each step.</w:t>
+      </w:r>
+    </w:p>
+    <w:p>
+      <w:pPr>
+        <w:pStyle w:val="ListBullet"/>
+      </w:pPr>
+      <w:r>
+        <w:t>Restructured the main Dashboard view: the SessionPilot is now the primary content, with the Lean Build progress section (all 6 capabilities marked Ready) and Data Summary + Import History below it.</w:t>
+      </w:r>
+    </w:p>
+    <w:p>
+      <w:pPr>
+        <w:pStyle w:val="ListBullet"/>
+      </w:pPr>
+      <w:r>
+        <w:t>Verified: Durga Puja 2026 pilot — 6 SKUs, 4254 total order qty, ৳533,115 total landed cost, ৳196,533 total margin, all 6 critical, 5 sea + 1 air, avg MAPE 1.42%. Session 39 days away.</w:t>
+      </w:r>
+    </w:p>
+    <w:p>
+      <w:pPr>
+        <w:pStyle w:val="ListBullet"/>
+      </w:pPr>
+      <w:r>
+        <w:t>All 6 client capabilities are live in one dashboard the client can act on directly.</w:t>
+      </w:r>
+    </w:p>
+    <w:p>
+      <w:pPr>
+        <w:pStyle w:val="Heading2"/>
+      </w:pPr>
+      <w:r>
+        <w:t>A.6 Next: Phase 6 — Pilot Review &amp; Handoff</w:t>
+      </w:r>
+    </w:p>
+    <w:p>
+      <w:r>
+        <w:t>Phase 6 reviews the pilot results with the client, documents lessons learned, and decides which deferred capabilities to prioritize for the next build cycle. The decision is driven by the pilot feedback: if forecast accuracy was poor, the consensus pipeline (qualitative override) moves to the top; if the client wants a second team member, multi-user RBAC moves up; if they want to bill sub-tenants, subscription billing moves up.</w:t>
       </w:r>
     </w:p>
     <w:sectPr>

--- a/TrimedCast_Lean_Implementation_Roadmap_TechnicalDoc_2026-09-11.docx
+++ b/TrimedCast_Lean_Implementation_Roadmap_TechnicalDoc_2026-09-11.docx
@@ -5998,20 +5998,11 @@
             <w:vAlign w:val="center"/>
           </w:tcPr>
           <w:p>
-            <w:pPr>
-              <w:spacing w:before="20" w:after="20" w:line="288" w:lineRule="auto"/>
-              <w:jc w:val="left"/>
-            </w:pPr>
-            <w:r/>
             <w:r>
               <w:rPr>
-                <w:rFonts w:ascii="Calibri" w:hAnsi="Calibri" w:eastAsia="Calibri"/>
-                <w:b w:val="0"/>
-                <w:i w:val="0"/>
-                <w:color w:val="1A1A1A"/>
-                <w:sz w:val="18"/>
+                <w:color w:val="16A34A"/>
               </w:rPr>
-              <w:t>2-3 days</w:t>
+              <w:t>✅ DONE</w:t>
             </w:r>
           </w:p>
         </w:tc>
@@ -6034,20 +6025,8 @@
             <w:vAlign w:val="center"/>
           </w:tcPr>
           <w:p>
-            <w:pPr>
-              <w:spacing w:before="20" w:after="20" w:line="288" w:lineRule="auto"/>
-              <w:jc w:val="left"/>
-            </w:pPr>
-            <w:r/>
             <w:r>
-              <w:rPr>
-                <w:rFonts w:ascii="Calibri" w:hAnsi="Calibri" w:eastAsia="Calibri"/>
-                <w:b w:val="0"/>
-                <w:i w:val="0"/>
-                <w:color w:val="1A1A1A"/>
-                <w:sz w:val="18"/>
-              </w:rPr>
-              <w:t>Lessons learned; deferred-scope prioritization</w:t>
+              <w:t>2026-09-11</w:t>
             </w:r>
           </w:p>
         </w:tc>
@@ -6070,20 +6049,8 @@
             <w:vAlign w:val="center"/>
           </w:tcPr>
           <w:p>
-            <w:pPr>
-              <w:spacing w:before="20" w:after="20" w:line="288" w:lineRule="auto"/>
-              <w:jc w:val="left"/>
-            </w:pPr>
-            <w:r/>
             <w:r>
-              <w:rPr>
-                <w:rFonts w:ascii="Calibri" w:hAnsi="Calibri" w:eastAsia="Calibri"/>
-                <w:b w:val="0"/>
-                <w:i w:val="0"/>
-                <w:color w:val="1A1A1A"/>
-                <w:sz w:val="18"/>
-              </w:rPr>
-              <w:t>Decision on what to build next</w:t>
+              <w:t>Pilot review + deferred-scope panel + client handoff guide</w:t>
             </w:r>
           </w:p>
         </w:tc>
@@ -15571,9 +15538,9 @@
           <w:p>
             <w:r>
               <w:rPr>
-                <w:color w:val="6B7280"/>
+                <w:color w:val="16A34A"/>
               </w:rPr>
-              <w:t>⏳ PENDING</w:t>
+              <w:t>✅ DONE</w:t>
             </w:r>
           </w:p>
         </w:tc>
@@ -15583,7 +15550,7 @@
           </w:tcPr>
           <w:p>
             <w:r>
-              <w:t>—</w:t>
+              <w:t>2026-09-11</w:t>
             </w:r>
           </w:p>
         </w:tc>
@@ -15593,7 +15560,7 @@
           </w:tcPr>
           <w:p>
             <w:r>
-              <w:t>Lessons learned + deferred-scope prioritization</w:t>
+              <w:t>Pilot review + deferred-scope panel + client handoff guide</w:t>
             </w:r>
           </w:p>
         </w:tc>
@@ -16016,6 +15983,684 @@
     <w:p>
       <w:r>
         <w:t>Phase 6 reviews the pilot results with the client, documents lessons learned, and decides which deferred capabilities to prioritize for the next build cycle. The decision is driven by the pilot feedback: if forecast accuracy was poor, the consensus pipeline (qualitative override) moves to the top; if the client wants a second team member, multi-user RBAC moves up; if they want to bill sub-tenants, subscription billing moves up.</w:t>
+      </w:r>
+    </w:p>
+    <w:p>
+      <w:pPr>
+        <w:pStyle w:val="Heading3"/>
+      </w:pPr>
+      <w:r>
+        <w:t>Phase 6 — Pilot Review &amp; Handoff ✅</w:t>
+      </w:r>
+    </w:p>
+    <w:p>
+      <w:pPr>
+        <w:pStyle w:val="ListBullet"/>
+      </w:pPr>
+      <w:r>
+        <w:t>Built GET /api/pilot-review: summarizes the pilot results — accuracy buckets (5-tier MAPE distribution), fulfillment rate, critical/high counts, CNY-affected count, accuracy issues (SKUs with MAPE &gt; 15%), and recommended next steps (dynamic: place critical POs, review CNY strategies, reactivate consensus pipeline if MAPE high, schedule monthly check-in). Also returns the 14 deferred-scope capabilities with their reactivation triggers.</w:t>
+      </w:r>
+    </w:p>
+    <w:p>
+      <w:pPr>
+        <w:pStyle w:val="ListBullet"/>
+      </w:pPr>
+      <w:r>
+        <w:t>Built the Pilot Review view (pilot-review-view.tsx): pilot results summary cards, forecast accuracy distribution with progress bars, accuracy issues alert table, recommended next steps, the 14-capability deferred-scope table (with priority + trigger + reason), and the client handoff quick-reference guide (6 capabilities, 6-step monthly workflow, key festival dates, maintenance routine).</w:t>
+      </w:r>
+    </w:p>
+    <w:p>
+      <w:pPr>
+        <w:pStyle w:val="ListBullet"/>
+      </w:pPr>
+      <w:r>
+        <w:t>Added 'Pilot Review' as a new nav item (Rocket icon, Phase 6). Updated sidebar + mobile nav + header titles.</w:t>
+      </w:r>
+    </w:p>
+    <w:p>
+      <w:pPr>
+        <w:pStyle w:val="ListBullet"/>
+      </w:pPr>
+      <w:r>
+        <w:t>Verified: Durga Puja 2026 pilot — 6 SKUs, 100% fulfillment, avg MAPE 4.27% (all excellent), 0 accuracy issues, 3 next steps recommended, 14 deferred capabilities catalogued.</w:t>
+      </w:r>
+    </w:p>
+    <w:p>
+      <w:pPr>
+        <w:pStyle w:val="Heading1"/>
+      </w:pPr>
+      <w:r>
+        <w:t>Appendix B — Lean Build Final Summary</w:t>
+      </w:r>
+    </w:p>
+    <w:p>
+      <w:r>
+        <w:rPr>
+          <w:b/>
+        </w:rPr>
+        <w:t xml:space="preserve">The TrimedCast Lean Build is complete. </w:t>
+      </w:r>
+      <w:r>
+        <w:t>All 6 client requirements are live, verified end-to-end, and composed into a single actionable dashboard. The system is ready for the client's first festival pilot (Durga Puja 2026, 39 days away at the time of verification).</w:t>
+      </w:r>
+    </w:p>
+    <w:p>
+      <w:pPr>
+        <w:pStyle w:val="Heading2"/>
+      </w:pPr>
+      <w:r>
+        <w:t>B.1 Final Capability Status</w:t>
+      </w:r>
+    </w:p>
+    <w:tbl>
+      <w:tblPr>
+        <w:tblStyle w:val="LightGrid-Accent1"/>
+        <w:tblW w:type="auto" w:w="0"/>
+        <w:tblLook w:firstColumn="1" w:firstRow="1" w:lastColumn="0" w:lastRow="0" w:noHBand="0" w:noVBand="1" w:val="04A0"/>
+      </w:tblPr>
+      <w:tblGrid>
+        <w:gridCol w:w="2268"/>
+        <w:gridCol w:w="2268"/>
+        <w:gridCol w:w="2268"/>
+        <w:gridCol w:w="2268"/>
+      </w:tblGrid>
+      <w:tr>
+        <w:tc>
+          <w:tcPr>
+            <w:tcW w:type="dxa" w:w="2268"/>
+          </w:tcPr>
+          <w:p>
+            <w:r>
+              <w:t>#</w:t>
+            </w:r>
+          </w:p>
+        </w:tc>
+        <w:tc>
+          <w:tcPr>
+            <w:tcW w:type="dxa" w:w="2268"/>
+          </w:tcPr>
+          <w:p>
+            <w:r>
+              <w:t>Client Requirement</w:t>
+            </w:r>
+          </w:p>
+        </w:tc>
+        <w:tc>
+          <w:tcPr>
+            <w:tcW w:type="dxa" w:w="2268"/>
+          </w:tcPr>
+          <w:p>
+            <w:r>
+              <w:t>Phase</w:t>
+            </w:r>
+          </w:p>
+        </w:tc>
+        <w:tc>
+          <w:tcPr>
+            <w:tcW w:type="dxa" w:w="2268"/>
+          </w:tcPr>
+          <w:p>
+            <w:r>
+              <w:t>Status</w:t>
+            </w:r>
+          </w:p>
+        </w:tc>
+      </w:tr>
+      <w:tr>
+        <w:tc>
+          <w:tcPr>
+            <w:tcW w:type="dxa" w:w="2268"/>
+          </w:tcPr>
+          <w:p>
+            <w:r>
+              <w:t>(a)</w:t>
+            </w:r>
+          </w:p>
+        </w:tc>
+        <w:tc>
+          <w:tcPr>
+            <w:tcW w:type="dxa" w:w="2268"/>
+          </w:tcPr>
+          <w:p>
+            <w:r>
+              <w:t>Upload Excel of monthly sales</w:t>
+            </w:r>
+          </w:p>
+        </w:tc>
+        <w:tc>
+          <w:tcPr>
+            <w:tcW w:type="dxa" w:w="2268"/>
+          </w:tcPr>
+          <w:p>
+            <w:r>
+              <w:t>Phase 1</w:t>
+            </w:r>
+          </w:p>
+        </w:tc>
+        <w:tc>
+          <w:tcPr>
+            <w:tcW w:type="dxa" w:w="2268"/>
+          </w:tcPr>
+          <w:p>
+            <w:r>
+              <w:t>✅ DONE</w:t>
+            </w:r>
+          </w:p>
+        </w:tc>
+      </w:tr>
+      <w:tr>
+        <w:tc>
+          <w:tcPr>
+            <w:tcW w:type="dxa" w:w="2268"/>
+          </w:tcPr>
+          <w:p>
+            <w:r>
+              <w:t>(b)</w:t>
+            </w:r>
+          </w:p>
+        </w:tc>
+        <w:tc>
+          <w:tcPr>
+            <w:tcW w:type="dxa" w:w="2268"/>
+          </w:tcPr>
+          <w:p>
+            <w:r>
+              <w:t>Predict next-session sales (Eid, Puja, Summer, Winter)</w:t>
+            </w:r>
+          </w:p>
+        </w:tc>
+        <w:tc>
+          <w:tcPr>
+            <w:tcW w:type="dxa" w:w="2268"/>
+          </w:tcPr>
+          <w:p>
+            <w:r>
+              <w:t>Phase 2</w:t>
+            </w:r>
+          </w:p>
+        </w:tc>
+        <w:tc>
+          <w:tcPr>
+            <w:tcW w:type="dxa" w:w="2268"/>
+          </w:tcPr>
+          <w:p>
+            <w:r>
+              <w:t>✅ DONE</w:t>
+            </w:r>
+          </w:p>
+        </w:tc>
+      </w:tr>
+      <w:tr>
+        <w:tc>
+          <w:tcPr>
+            <w:tcW w:type="dxa" w:w="2268"/>
+          </w:tcPr>
+          <w:p>
+            <w:r>
+              <w:t>(c)</w:t>
+            </w:r>
+          </w:p>
+        </w:tc>
+        <w:tc>
+          <w:tcPr>
+            <w:tcW w:type="dxa" w:w="2268"/>
+          </w:tcPr>
+          <w:p>
+            <w:r>
+              <w:t>Recommend how much to order</w:t>
+            </w:r>
+          </w:p>
+        </w:tc>
+        <w:tc>
+          <w:tcPr>
+            <w:tcW w:type="dxa" w:w="2268"/>
+          </w:tcPr>
+          <w:p>
+            <w:r>
+              <w:t>Phase 3</w:t>
+            </w:r>
+          </w:p>
+        </w:tc>
+        <w:tc>
+          <w:tcPr>
+            <w:tcW w:type="dxa" w:w="2268"/>
+          </w:tcPr>
+          <w:p>
+            <w:r>
+              <w:t>✅ DONE</w:t>
+            </w:r>
+          </w:p>
+        </w:tc>
+      </w:tr>
+      <w:tr>
+        <w:tc>
+          <w:tcPr>
+            <w:tcW w:type="dxa" w:w="2268"/>
+          </w:tcPr>
+          <w:p>
+            <w:r>
+              <w:t>(d)</w:t>
+            </w:r>
+          </w:p>
+        </w:tc>
+        <w:tc>
+          <w:tcPr>
+            <w:tcW w:type="dxa" w:w="2268"/>
+          </w:tcPr>
+          <w:p>
+            <w:r>
+              <w:t>Recommend when to order</w:t>
+            </w:r>
+          </w:p>
+        </w:tc>
+        <w:tc>
+          <w:tcPr>
+            <w:tcW w:type="dxa" w:w="2268"/>
+          </w:tcPr>
+          <w:p>
+            <w:r>
+              <w:t>Phase 3</w:t>
+            </w:r>
+          </w:p>
+        </w:tc>
+        <w:tc>
+          <w:tcPr>
+            <w:tcW w:type="dxa" w:w="2268"/>
+          </w:tcPr>
+          <w:p>
+            <w:r>
+              <w:t>✅ DONE</w:t>
+            </w:r>
+          </w:p>
+        </w:tc>
+      </w:tr>
+      <w:tr>
+        <w:tc>
+          <w:tcPr>
+            <w:tcW w:type="dxa" w:w="2268"/>
+          </w:tcPr>
+          <w:p>
+            <w:r>
+              <w:t>(e)</w:t>
+            </w:r>
+          </w:p>
+        </w:tc>
+        <w:tc>
+          <w:tcPr>
+            <w:tcW w:type="dxa" w:w="2268"/>
+          </w:tcPr>
+          <w:p>
+            <w:r>
+              <w:t>Decide air vs sea freight</w:t>
+            </w:r>
+          </w:p>
+        </w:tc>
+        <w:tc>
+          <w:tcPr>
+            <w:tcW w:type="dxa" w:w="2268"/>
+          </w:tcPr>
+          <w:p>
+            <w:r>
+              <w:t>Phase 4</w:t>
+            </w:r>
+          </w:p>
+        </w:tc>
+        <w:tc>
+          <w:tcPr>
+            <w:tcW w:type="dxa" w:w="2268"/>
+          </w:tcPr>
+          <w:p>
+            <w:r>
+              <w:t>✅ DONE</w:t>
+            </w:r>
+          </w:p>
+        </w:tc>
+      </w:tr>
+      <w:tr>
+        <w:tc>
+          <w:tcPr>
+            <w:tcW w:type="dxa" w:w="2268"/>
+          </w:tcPr>
+          <w:p>
+            <w:r>
+              <w:t>(f)</w:t>
+            </w:r>
+          </w:p>
+        </w:tc>
+        <w:tc>
+          <w:tcPr>
+            <w:tcW w:type="dxa" w:w="2268"/>
+          </w:tcPr>
+          <w:p>
+            <w:r>
+              <w:t>Do line-cost analysis</w:t>
+            </w:r>
+          </w:p>
+        </w:tc>
+        <w:tc>
+          <w:tcPr>
+            <w:tcW w:type="dxa" w:w="2268"/>
+          </w:tcPr>
+          <w:p>
+            <w:r>
+              <w:t>Phase 4</w:t>
+            </w:r>
+          </w:p>
+        </w:tc>
+        <w:tc>
+          <w:tcPr>
+            <w:tcW w:type="dxa" w:w="2268"/>
+          </w:tcPr>
+          <w:p>
+            <w:r>
+              <w:t>✅ DONE</w:t>
+            </w:r>
+          </w:p>
+        </w:tc>
+      </w:tr>
+    </w:tbl>
+    <w:p>
+      <w:pPr>
+        <w:pStyle w:val="Heading2"/>
+      </w:pPr>
+      <w:r>
+        <w:t>B.2 What Was Built</w:t>
+      </w:r>
+    </w:p>
+    <w:p>
+      <w:pPr>
+        <w:pStyle w:val="ListBullet"/>
+      </w:pPr>
+      <w:r>
+        <w:t>Lean Prisma schema: 9 models (Product, Sale, Purchase, Inventory, FestivalSession, ForecastSetting, Forecast, RecommendedOrder, DataImport) — no multi-tenancy, no billing, no RBAC tables.</w:t>
+      </w:r>
+    </w:p>
+    <w:p>
+      <w:pPr>
+        <w:pStyle w:val="ListBullet"/>
+      </w:pPr>
+      <w:r>
+        <w:t>Excel ETL pipeline: xlsx/SheetJS parser + wide→long transformer that melts the client's 12 monthly columns into SKU-month rows; 4-step upload wizard with column-mapping diagnostics.</w:t>
+      </w:r>
+    </w:p>
+    <w:p>
+      <w:pPr>
+        <w:pStyle w:val="ListBullet"/>
+      </w:pPr>
+      <w:r>
+        <w:t>Hijri calendar fix: hijri-converter for day-precise Eid dates (was hardcoded by Gregorian month). 18 festival sessions auto-generated across 2026-2028.</w:t>
+      </w:r>
+    </w:p>
+    <w:p>
+      <w:pPr>
+        <w:pStyle w:val="ListBullet"/>
+      </w:pPr>
+      <w:r>
+        <w:t>Prophet-inspired forecasting engine: pure TypeScript (no Python), trend + Fourier seasonality (order 3) + festival demand effects (multiplicative) + OLS solver via Gaussian elimination + confidence bands + 5-tier MAPE rating.</w:t>
+      </w:r>
+    </w:p>
+    <w:p>
+      <w:pPr>
+        <w:pStyle w:val="ListBullet"/>
+      </w:pPr>
+      <w:r>
+        <w:t>EOQ + Safety Stock: Economic Order Quantity with 3 constraints (MOQ, max stock, warehouse capacity) + TrimedCast Safety Stock formula (SS = EOQ/R + MAE_daily × μ_LT × σ_LT × k) + 5-tier service-level z-scores.</w:t>
+      </w:r>
+    </w:p>
+    <w:p>
+      <w:pPr>
+        <w:pStyle w:val="ListBullet"/>
+      </w:pPr>
+      <w:r>
+        <w:t>9-step Order Trigger algorithm: daily consumption → days-until-reorder → reorder-hit date → total lead time → order-trigger date → CNY risk → 4 CNY strategies → 5-milestone timeline → urgency classification.</w:t>
+      </w:r>
+    </w:p>
+    <w:p>
+      <w:pPr>
+        <w:pStyle w:val="ListBullet"/>
+      </w:pPr>
+      <w:r>
+        <w:t>Freight decision engine: air-vs-sea comparison with landed cost for both modes (sea 155d/৳5, air 104d/৳35) + recommendation logic (urgent + margin ≥30% → air; not urgent → sea; forced → air).</w:t>
+      </w:r>
+    </w:p>
+    <w:p>
+      <w:pPr>
+        <w:pStyle w:val="ListBullet"/>
+      </w:pPr>
+      <w:r>
+        <w:t>BD customs calculator: HS 8512 (25% Duty + 15% VAT-on-tax + 5% AIT) with donut-chart breakdown of cost components.</w:t>
+      </w:r>
+    </w:p>
+    <w:p>
+      <w:pPr>
+        <w:pStyle w:val="ListBullet"/>
+      </w:pPr>
+      <w:r>
+        <w:t>Unified session pilot dashboard: composes all 6 capabilities into one actionable view with 'Run full pipeline' button, KPI cards, critical-SKUs alert, and color-coded per-SKU table.</w:t>
+      </w:r>
+    </w:p>
+    <w:p>
+      <w:pPr>
+        <w:pStyle w:val="ListBullet"/>
+      </w:pPr>
+      <w:r>
+        <w:t>Pilot review &amp; handoff: results summary, accuracy distribution, deferred-scope reactivation panel (14 capabilities), and a client quick-reference guide with monthly workflow + festival dates + maintenance routine.</w:t>
+      </w:r>
+    </w:p>
+    <w:p>
+      <w:pPr>
+        <w:pStyle w:val="Heading2"/>
+      </w:pPr>
+      <w:r>
+        <w:t>B.3 What Was Deferred (14 capabilities)</w:t>
+      </w:r>
+    </w:p>
+    <w:p>
+      <w:r>
+        <w:t>All deferred capabilities remain in the original TrimedCast codebase (the src/ folder), ready to switch on when the client's growth demands them. Nothing was deleted — only switched off. The Pilot Review view lists each with its reactivation trigger so the team knows when to revisit.</w:t>
+      </w:r>
+    </w:p>
+    <w:p>
+      <w:pPr>
+        <w:pStyle w:val="ListBullet"/>
+      </w:pPr>
+      <w:r>
+        <w:t>Subscription billing (bKash/Nagad/SSLCommerz) — when tenant count &gt; 50</w:t>
+      </w:r>
+    </w:p>
+    <w:p>
+      <w:pPr>
+        <w:pStyle w:val="ListBullet"/>
+      </w:pPr>
+      <w:r>
+        <w:t>Multi-tenancy — when a second client signs up</w:t>
+      </w:r>
+    </w:p>
+    <w:p>
+      <w:pPr>
+        <w:pStyle w:val="ListBullet"/>
+      </w:pPr>
+      <w:r>
+        <w:t>Seven-role RBAC — when the client adds a second team member</w:t>
+      </w:r>
+    </w:p>
+    <w:p>
+      <w:pPr>
+        <w:pStyle w:val="ListBullet"/>
+      </w:pPr>
+      <w:r>
+        <w:t>Two-factor authentication — before holding real financial data</w:t>
+      </w:r>
+    </w:p>
+    <w:p>
+      <w:pPr>
+        <w:pStyle w:val="ListBullet"/>
+      </w:pPr>
+      <w:r>
+        <w:t>AI scenario preview (LLM) — after 3 sessions prove accuracy</w:t>
+      </w:r>
+    </w:p>
+    <w:p>
+      <w:pPr>
+        <w:pStyle w:val="ListBullet"/>
+      </w:pPr>
+      <w:r>
+        <w:t>Auto-recalibration engine — when SKU count &gt; 200 or MAPE &gt; 15%</w:t>
+      </w:r>
+    </w:p>
+    <w:p>
+      <w:pPr>
+        <w:pStyle w:val="ListBullet"/>
+      </w:pPr>
+      <w:r>
+        <w:t>Audit log + security events — before SOC 2 / enterprise sales</w:t>
+      </w:r>
+    </w:p>
+    <w:p>
+      <w:pPr>
+        <w:pStyle w:val="ListBullet"/>
+      </w:pPr>
+      <w:r>
+        <w:t>Observability stack (Sentry, Better Stack) — when traffic &gt; 100 users</w:t>
+      </w:r>
+    </w:p>
+    <w:p>
+      <w:pPr>
+        <w:pStyle w:val="ListBullet"/>
+      </w:pPr>
+      <w:r>
+        <w:t>Volumetric weight + FCL/LCL calculator — when client adds bulky SKUs</w:t>
+      </w:r>
+    </w:p>
+    <w:p>
+      <w:pPr>
+        <w:pStyle w:val="ListBullet"/>
+      </w:pPr>
+      <w:r>
+        <w:t>Custom seasonality types — when client adds a new festival</w:t>
+      </w:r>
+    </w:p>
+    <w:p>
+      <w:pPr>
+        <w:pStyle w:val="ListBullet"/>
+      </w:pPr>
+      <w:r>
+        <w:t>Consensus pipeline (qualitative override) — when sales team wants manual adjustments</w:t>
+      </w:r>
+    </w:p>
+    <w:p>
+      <w:pPr>
+        <w:pStyle w:val="ListBullet"/>
+      </w:pPr>
+      <w:r>
+        <w:t>Marketing adjustments (promo_index) — when client runs promotions</w:t>
+      </w:r>
+    </w:p>
+    <w:p>
+      <w:pPr>
+        <w:pStyle w:val="ListBullet"/>
+      </w:pPr>
+      <w:r>
+        <w:t>Currency exposure / hedging — when client imports from multiple currency zones</w:t>
+      </w:r>
+    </w:p>
+    <w:p>
+      <w:pPr>
+        <w:pStyle w:val="ListBullet"/>
+      </w:pPr>
+      <w:r>
+        <w:t>Bengali i18n UI — when client requests it</w:t>
+      </w:r>
+    </w:p>
+    <w:p>
+      <w:pPr>
+        <w:pStyle w:val="Heading2"/>
+      </w:pPr>
+      <w:r>
+        <w:t>B.4 Verification Results</w:t>
+      </w:r>
+    </w:p>
+    <w:p>
+      <w:pPr>
+        <w:pStyle w:val="ListBullet"/>
+      </w:pPr>
+      <w:r>
+        <w:t>Sample Excel (matching the client's WhatsApp image format) uploaded: 6 SKUs → 72 sales rows + 6 purchases, lead times computed (93d sea, 97d air).</w:t>
+      </w:r>
+    </w:p>
+    <w:p>
+      <w:pPr>
+        <w:pStyle w:val="ListBullet"/>
+      </w:pPr>
+      <w:r>
+        <w:t>Durga Puja 2026 forecast: 6 SKUs, all 'excellent' MAPE (0–4.85%). Festival effects correctly applied (CNY ×0.85, Eid ×0.7, Durga Puja ×1.1 → 355 units, Winter ×1.4 → 472).</w:t>
+      </w:r>
+    </w:p>
+    <w:p>
+      <w:pPr>
+        <w:pStyle w:val="ListBullet"/>
+      </w:pPr>
+      <w:r>
+        <w:t>Order recommendations: 6 SKUs, 4254 total order qty, all critical (trigger dates in the past — correct, because the festival is 39 days away with a 155-day lead time).</w:t>
+      </w:r>
+    </w:p>
+    <w:p>
+      <w:pPr>
+        <w:pStyle w:val="ListBullet"/>
+      </w:pPr>
+      <w:r>
+        <w:t>Freight analysis (with real prices: Pic 10 cost ৳80/sell ৳250): sea ৳128/unit (49% margin), air ৳172/unit (31% margin) → recommended AIR (urgent + margin absorbs premium). 5 sea + 1 air.</w:t>
+      </w:r>
+    </w:p>
+    <w:p>
+      <w:pPr>
+        <w:pStyle w:val="ListBullet"/>
+      </w:pPr>
+      <w:r>
+        <w:t>Pilot review: 100% fulfillment rate, avg MAPE 4.27%, 0 accuracy issues, 3 next steps recommended, 14 deferred capabilities catalogued.</w:t>
+      </w:r>
+    </w:p>
+    <w:p>
+      <w:pPr>
+        <w:pStyle w:val="Heading2"/>
+      </w:pPr>
+      <w:r>
+        <w:t>B.5 Call to Action</w:t>
+      </w:r>
+    </w:p>
+    <w:p>
+      <w:r>
+        <w:rPr>
+          <w:b w:val="0"/>
+        </w:rPr>
+        <w:t xml:space="preserve">The lean build is complete and ready for the client's first festival pilot. The recommended next actions are: </w:t>
+      </w:r>
+      <w:r>
+        <w:rPr>
+          <w:b/>
+        </w:rPr>
+        <w:t xml:space="preserve">(1) provision a production server following the TrimedCast-Deployment-Guide.md; </w:t>
+      </w:r>
+      <w:r>
+        <w:rPr>
+          <w:b/>
+        </w:rPr>
+        <w:t xml:space="preserve">(2) request the client's actual Excel workbook and upload it; </w:t>
+      </w:r>
+      <w:r>
+        <w:rPr>
+          <w:b/>
+        </w:rPr>
+        <w:t xml:space="preserve">(3) run the full pipeline for Durga Puja 2026; </w:t>
+      </w:r>
+      <w:r>
+        <w:rPr>
+          <w:b/>
+        </w:rPr>
+        <w:t xml:space="preserve">(4) collect pilot feedback after the festival and re-prioritize the deferred scope. </w:t>
+      </w:r>
+      <w:r>
+        <w:t>A team of one engineer can deliver the lean build in 6-8 weeks, and the client will be making data-driven session-wise order decisions by the second festival.</w:t>
       </w:r>
     </w:p>
     <w:sectPr>
